--- a/templates/RISALAH_template.docx
+++ b/templates/RISALAH_template.docx
@@ -108,7 +108,21 @@
           <w:sz w:val="24"/>
           <w:szCs w:val="24"/>
         </w:rPr>
-        <w:t>{{hari}}</w:t>
+        <w:t>[[</w:t>
+      </w:r>
+      <w:r>
+        <w:rPr>
+          <w:sz w:val="24"/>
+          <w:szCs w:val="24"/>
+        </w:rPr>
+        <w:t>hari</w:t>
+      </w:r>
+      <w:r>
+        <w:rPr>
+          <w:sz w:val="24"/>
+          <w:szCs w:val="24"/>
+        </w:rPr>
+        <w:t>]]</w:t>
       </w:r>
     </w:p>
     <w:p>
@@ -139,7 +153,21 @@
           <w:sz w:val="24"/>
           <w:szCs w:val="24"/>
         </w:rPr>
-        <w:t>{{tanggal}}</w:t>
+        <w:t>[[</w:t>
+      </w:r>
+      <w:r>
+        <w:rPr>
+          <w:sz w:val="24"/>
+          <w:szCs w:val="24"/>
+        </w:rPr>
+        <w:t>tanggal</w:t>
+      </w:r>
+      <w:r>
+        <w:rPr>
+          <w:sz w:val="24"/>
+          <w:szCs w:val="24"/>
+        </w:rPr>
+        <w:t>]]</w:t>
       </w:r>
     </w:p>
     <w:p>
@@ -178,6 +206,13 @@
           <w:szCs w:val="24"/>
         </w:rPr>
         <w:t xml:space="preserve"> </w:t>
+      </w:r>
+      <w:r>
+        <w:rPr>
+          <w:sz w:val="24"/>
+          <w:szCs w:val="24"/>
+        </w:rPr>
+        <w:t xml:space="preserve">[[jam]] </w:t>
       </w:r>
       <w:r>
         <w:rPr>

--- a/templates/RISALAH_template.docx
+++ b/templates/RISALAH_template.docx
@@ -346,48 +346,6 @@
           <w:szCs w:val="24"/>
         </w:rPr>
       </w:pPr>
-      <w:r>
-        <w:rPr>
-          <w:noProof/>
-          <w:sz w:val="24"/>
-          <w:szCs w:val="24"/>
-        </w:rPr>
-        <w:drawing>
-          <wp:inline distT="114300" distB="114300" distL="114300" distR="114300" wp14:anchorId="54F1DC25" wp14:editId="179F2218">
-            <wp:extent cx="6487160" cy="45719"/>
-            <wp:effectExtent l="0" t="0" r="0" b="0"/>
-            <wp:docPr id="1" name="image1.png"/>
-            <wp:cNvGraphicFramePr/>
-            <a:graphic xmlns:a="http://schemas.openxmlformats.org/drawingml/2006/main">
-              <a:graphicData uri="http://schemas.openxmlformats.org/drawingml/2006/picture">
-                <pic:pic xmlns:pic="http://schemas.openxmlformats.org/drawingml/2006/picture">
-                  <pic:nvPicPr>
-                    <pic:cNvPr id="0" name="image1.png"/>
-                    <pic:cNvPicPr preferRelativeResize="0"/>
-                  </pic:nvPicPr>
-                  <pic:blipFill>
-                    <a:blip r:embed="rId7"/>
-                    <a:srcRect/>
-                    <a:stretch>
-                      <a:fillRect/>
-                    </a:stretch>
-                  </pic:blipFill>
-                  <pic:spPr>
-                    <a:xfrm>
-                      <a:off x="0" y="0"/>
-                      <a:ext cx="12331719" cy="86909"/>
-                    </a:xfrm>
-                    <a:prstGeom prst="rect">
-                      <a:avLst/>
-                    </a:prstGeom>
-                    <a:ln/>
-                  </pic:spPr>
-                </pic:pic>
-              </a:graphicData>
-            </a:graphic>
-          </wp:inline>
-        </w:drawing>
-      </w:r>
     </w:p>
     <w:p>
       <w:pPr>
@@ -399,17 +357,13 @@
           <w:szCs w:val="24"/>
         </w:rPr>
       </w:pPr>
-    </w:p>
-    <w:p>
-      <w:pPr>
-        <w:spacing w:line="240" w:lineRule="auto"/>
-        <w:ind w:left="-540" w:firstLine="450"/>
-        <w:jc w:val="both"/>
-        <w:rPr>
-          <w:sz w:val="24"/>
-          <w:szCs w:val="24"/>
-        </w:rPr>
-      </w:pPr>
+      <w:r>
+        <w:rPr>
+          <w:sz w:val="24"/>
+          <w:szCs w:val="24"/>
+        </w:rPr>
+        <w:t>=====================================================</w:t>
+      </w:r>
     </w:p>
     <w:p>
       <w:pPr>
@@ -418,6 +372,7 @@
           <w:numId w:val="13"/>
         </w:numPr>
         <w:spacing w:line="240" w:lineRule="auto"/>
+        <w:ind w:left="284" w:hanging="284"/>
         <w:jc w:val="both"/>
         <w:rPr>
           <w:b/>
@@ -445,7 +400,7 @@
           <w:right w:val="nil"/>
           <w:between w:val="nil"/>
         </w:pBdr>
-        <w:ind w:left="180" w:firstLine="450"/>
+        <w:ind w:left="284" w:hanging="284"/>
         <w:jc w:val="both"/>
         <w:rPr>
           <w:sz w:val="24"/>
@@ -458,7 +413,15 @@
           <w:sz w:val="24"/>
           <w:szCs w:val="24"/>
         </w:rPr>
-        <w:t>Rapat dibuka oleh Pimpinan Rapat, Ketua KIP Kabupaten Pidie Jaya, Iskandar, dengan agenda sebagai berikut:</w:t>
+        <w:t xml:space="preserve">    </w:t>
+      </w:r>
+      <w:r>
+        <w:rPr>
+          <w:color w:val="000000"/>
+          <w:sz w:val="24"/>
+          <w:szCs w:val="24"/>
+        </w:rPr>
+        <w:t>Rapat dibuka oleh</w:t>
       </w:r>
     </w:p>
     <w:p>
@@ -471,6 +434,7 @@
           <w:right w:val="nil"/>
           <w:between w:val="nil"/>
         </w:pBdr>
+        <w:ind w:left="284" w:hanging="284"/>
         <w:rPr>
           <w:sz w:val="24"/>
           <w:szCs w:val="24"/>
@@ -487,6 +451,7 @@
           <w:right w:val="nil"/>
           <w:between w:val="nil"/>
         </w:pBdr>
+        <w:ind w:left="284" w:hanging="284"/>
         <w:rPr>
           <w:color w:val="000000"/>
           <w:sz w:val="24"/>
@@ -501,6 +466,7 @@
           <w:numId w:val="13"/>
         </w:numPr>
         <w:spacing w:line="240" w:lineRule="auto"/>
+        <w:ind w:left="284" w:hanging="284"/>
         <w:jc w:val="both"/>
         <w:rPr>
           <w:b/>
@@ -523,6 +489,7 @@
       <w:pPr>
         <w:pStyle w:val="ListParagraph"/>
         <w:spacing w:line="240" w:lineRule="auto"/>
+        <w:ind w:left="709" w:hanging="425"/>
         <w:jc w:val="both"/>
         <w:rPr>
           <w:b/>
@@ -545,6 +512,7 @@
       <w:pPr>
         <w:pStyle w:val="ListParagraph"/>
         <w:spacing w:line="240" w:lineRule="auto"/>
+        <w:ind w:left="709" w:hanging="425"/>
         <w:jc w:val="both"/>
         <w:rPr>
           <w:b/>
@@ -567,6 +535,7 @@
       <w:pPr>
         <w:pStyle w:val="ListParagraph"/>
         <w:spacing w:line="240" w:lineRule="auto"/>
+        <w:ind w:left="709" w:hanging="425"/>
         <w:jc w:val="both"/>
         <w:rPr>
           <w:b/>
@@ -580,6 +549,7 @@
       <w:pPr>
         <w:pStyle w:val="ListParagraph"/>
         <w:spacing w:line="240" w:lineRule="auto"/>
+        <w:ind w:left="709" w:hanging="425"/>
         <w:jc w:val="both"/>
         <w:rPr>
           <w:b/>
@@ -601,6 +571,7 @@
     <w:p>
       <w:pPr>
         <w:spacing w:line="240" w:lineRule="auto"/>
+        <w:ind w:left="284" w:hanging="284"/>
         <w:jc w:val="both"/>
         <w:rPr>
           <w:b/>
@@ -617,6 +588,7 @@
           <w:numId w:val="13"/>
         </w:numPr>
         <w:spacing w:line="240" w:lineRule="auto"/>
+        <w:ind w:left="284" w:hanging="284"/>
         <w:jc w:val="both"/>
         <w:rPr>
           <w:b/>
@@ -702,19 +674,29 @@
                 <w:szCs w:val="24"/>
               </w:rPr>
             </w:pPr>
+          </w:p>
+          <w:p>
+            <w:pPr>
+              <w:ind w:left="1140"/>
+              <w:jc w:val="both"/>
+              <w:rPr>
+                <w:sz w:val="24"/>
+                <w:szCs w:val="24"/>
+              </w:rPr>
+            </w:pPr>
+            <w:r>
+              <w:rPr>
+                <w:sz w:val="24"/>
+                <w:szCs w:val="24"/>
+              </w:rPr>
+              <w:t xml:space="preserve"> </w:t>
+            </w:r>
             <w:r>
               <w:rPr>
                 <w:sz w:val="24"/>
                 <w:szCs w:val="24"/>
               </w:rPr>
               <w:t>Notulensi</w:t>
-            </w:r>
-            <w:r>
-              <w:rPr>
-                <w:sz w:val="24"/>
-                <w:szCs w:val="24"/>
-              </w:rPr>
-              <w:t>,</w:t>
             </w:r>
           </w:p>
         </w:tc>
@@ -728,8 +710,7 @@
           </w:tcPr>
           <w:p>
             <w:pPr>
-              <w:ind w:left="1140"/>
-              <w:jc w:val="center"/>
+              <w:ind w:left="2166"/>
               <w:rPr>
                 <w:sz w:val="24"/>
                 <w:szCs w:val="24"/>
@@ -740,14 +721,39 @@
                 <w:sz w:val="24"/>
                 <w:szCs w:val="24"/>
               </w:rPr>
-              <w:t>Ketua</w:t>
+              <w:t>Meureudu, [[tanggal]]</w:t>
             </w:r>
+          </w:p>
+          <w:p>
+            <w:pPr>
+              <w:ind w:left="2166"/>
+              <w:rPr>
+                <w:sz w:val="24"/>
+                <w:szCs w:val="24"/>
+              </w:rPr>
+            </w:pPr>
             <w:r>
               <w:rPr>
                 <w:sz w:val="24"/>
                 <w:szCs w:val="24"/>
               </w:rPr>
-              <w:t>,</w:t>
+              <w:t>Ketua Komisi Independen Pemilihan</w:t>
+            </w:r>
+          </w:p>
+          <w:p>
+            <w:pPr>
+              <w:ind w:left="2166"/>
+              <w:rPr>
+                <w:sz w:val="24"/>
+                <w:szCs w:val="24"/>
+              </w:rPr>
+            </w:pPr>
+            <w:r>
+              <w:rPr>
+                <w:sz w:val="24"/>
+                <w:szCs w:val="24"/>
+              </w:rPr>
+              <w:t>Kabupaten Pidie Jaya</w:t>
             </w:r>
           </w:p>
         </w:tc>
@@ -855,19 +861,22 @@
           </w:tcPr>
           <w:p>
             <w:pPr>
-              <w:ind w:left="1140"/>
               <w:jc w:val="both"/>
               <w:rPr>
+                <w:b/>
+                <w:bCs/>
                 <w:sz w:val="24"/>
                 <w:szCs w:val="24"/>
               </w:rPr>
             </w:pPr>
             <w:r>
               <w:rPr>
+                <w:b/>
+                <w:bCs/>
                 <w:sz w:val="24"/>
                 <w:szCs w:val="24"/>
               </w:rPr>
-              <w:t>Fazil Basri</w:t>
+              <w:t xml:space="preserve">                [[notulensi]]</w:t>
             </w:r>
           </w:p>
         </w:tc>
@@ -882,18 +891,21 @@
           <w:p>
             <w:pPr>
               <w:ind w:left="1140"/>
-              <w:jc w:val="center"/>
               <w:rPr>
+                <w:b/>
+                <w:bCs/>
                 <w:sz w:val="24"/>
                 <w:szCs w:val="24"/>
               </w:rPr>
             </w:pPr>
             <w:r>
               <w:rPr>
+                <w:b/>
+                <w:bCs/>
                 <w:sz w:val="24"/>
                 <w:szCs w:val="24"/>
               </w:rPr>
-              <w:t>Iskandar</w:t>
+              <w:t xml:space="preserve">                      ISKANDAR</w:t>
             </w:r>
           </w:p>
         </w:tc>
@@ -4324,6 +4336,7 @@
   <w:style w:type="character" w:default="1" w:styleId="DefaultParagraphFont">
     <w:name w:val="Default Paragraph Font"/>
     <w:uiPriority w:val="1"/>
+    <w:semiHidden/>
     <w:unhideWhenUsed/>
   </w:style>
   <w:style w:type="table" w:default="1" w:styleId="TableNormal">

--- a/templates/RISALAH_template.docx
+++ b/templates/RISALAH_template.docx
@@ -876,7 +876,25 @@
                 <w:sz w:val="24"/>
                 <w:szCs w:val="24"/>
               </w:rPr>
-              <w:t xml:space="preserve">                [[notulensi]]</w:t>
+              <w:t xml:space="preserve">                </w:t>
+            </w:r>
+            <w:r>
+              <w:rPr>
+                <w:b/>
+                <w:bCs/>
+                <w:sz w:val="24"/>
+                <w:szCs w:val="24"/>
+              </w:rPr>
+              <w:t xml:space="preserve">  </w:t>
+            </w:r>
+            <w:r>
+              <w:rPr>
+                <w:b/>
+                <w:bCs/>
+                <w:sz w:val="24"/>
+                <w:szCs w:val="24"/>
+              </w:rPr>
+              <w:t>[[notulensi]]</w:t>
             </w:r>
           </w:p>
         </w:tc>
